--- a/Лабораторная_работа_8.docx
+++ b/Лабораторная_работа_8.docx
@@ -769,34 +769,6 @@
           <w:color w:val="0000FF"/>
           <w:sz w:val="14"/>
         </w:rPr>
-        <w:t xml:space="preserve">    &lt;!-- Трансформации по умолчанию: [0] - масштаб, [1] - сдвиг.</w:t>
-      </w:r>
-    </w:p>
-    <w:p>
-      <w:pPr>
-        <w:pStyle w:val="a8"/>
-        <w:jc w:val="both"/>
-      </w:pPr>
-      <w:r>
-        <w:rPr>
-          <w:rFonts w:ascii="Cascadia Mono" w:hAnsi="Cascadia Mono" w:cs="Courier New"/>
-          <w:color w:val="0000FF"/>
-          <w:sz w:val="14"/>
-        </w:rPr>
-        <w:t xml:space="preserve">         В MainWindow для каждого блока задаются свои значения. --&gt;</w:t>
-      </w:r>
-    </w:p>
-    <w:p>
-      <w:pPr>
-        <w:pStyle w:val="a8"/>
-        <w:jc w:val="both"/>
-      </w:pPr>
-      <w:r>
-        <w:rPr>
-          <w:rFonts w:ascii="Cascadia Mono" w:hAnsi="Cascadia Mono" w:cs="Courier New"/>
-          <w:color w:val="0000FF"/>
-          <w:sz w:val="14"/>
-        </w:rPr>
         <w:t xml:space="preserve">    &lt;UserControl.RenderTransform&gt;</w:t>
       </w:r>
     </w:p>
@@ -921,20 +893,6 @@
           <w:color w:val="0000FF"/>
           <w:sz w:val="14"/>
         </w:rPr>
-        <w:t xml:space="preserve">        &lt;!-- Блок получил фокус: плавно перемещается в центральную часть --&gt;</w:t>
-      </w:r>
-    </w:p>
-    <w:p>
-      <w:pPr>
-        <w:pStyle w:val="a8"/>
-        <w:jc w:val="both"/>
-      </w:pPr>
-      <w:r>
-        <w:rPr>
-          <w:rFonts w:ascii="Cascadia Mono" w:hAnsi="Cascadia Mono" w:cs="Courier New"/>
-          <w:color w:val="0000FF"/>
-          <w:sz w:val="14"/>
-        </w:rPr>
         <w:t xml:space="preserve">        &lt;EventTrigger RoutedEvent="GotFocus"&gt;</w:t>
       </w:r>
     </w:p>
@@ -1200,34 +1158,6 @@
           <w:color w:val="0000FF"/>
           <w:sz w:val="14"/>
         </w:rPr>
-        <w:t xml:space="preserve">        &lt;!-- Блок потерял фокус: атрибут To не задан, поэтому все свойства</w:t>
-      </w:r>
-    </w:p>
-    <w:p>
-      <w:pPr>
-        <w:pStyle w:val="a8"/>
-        <w:jc w:val="both"/>
-      </w:pPr>
-      <w:r>
-        <w:rPr>
-          <w:rFonts w:ascii="Cascadia Mono" w:hAnsi="Cascadia Mono" w:cs="Courier New"/>
-          <w:color w:val="0000FF"/>
-          <w:sz w:val="14"/>
-        </w:rPr>
-        <w:t xml:space="preserve">             плавно возвращаются к исходным значениям --&gt;</w:t>
-      </w:r>
-    </w:p>
-    <w:p>
-      <w:pPr>
-        <w:pStyle w:val="a8"/>
-        <w:jc w:val="both"/>
-      </w:pPr>
-      <w:r>
-        <w:rPr>
-          <w:rFonts w:ascii="Cascadia Mono" w:hAnsi="Cascadia Mono" w:cs="Courier New"/>
-          <w:color w:val="0000FF"/>
-          <w:sz w:val="14"/>
-        </w:rPr>
         <w:t xml:space="preserve">        &lt;EventTrigger RoutedEvent="LostFocus"&gt;</w:t>
       </w:r>
     </w:p>
@@ -1603,34 +1533,6 @@
           <w:color w:val="0000FF"/>
           <w:sz w:val="14"/>
         </w:rPr>
-        <w:t xml:space="preserve">        &lt;!-- Кнопки работают через стандартные команды и не требуют кода C#.</w:t>
-      </w:r>
-    </w:p>
-    <w:p>
-      <w:pPr>
-        <w:pStyle w:val="a8"/>
-        <w:jc w:val="both"/>
-      </w:pPr>
-      <w:r>
-        <w:rPr>
-          <w:rFonts w:ascii="Cascadia Mono" w:hAnsi="Cascadia Mono" w:cs="Courier New"/>
-          <w:color w:val="0000FF"/>
-          <w:sz w:val="14"/>
-        </w:rPr>
-        <w:t xml:space="preserve">             Focusable="False" - чтобы нажатие на кнопку не отнимало фокус у текстового поля. --&gt;</w:t>
-      </w:r>
-    </w:p>
-    <w:p>
-      <w:pPr>
-        <w:pStyle w:val="a8"/>
-        <w:jc w:val="both"/>
-      </w:pPr>
-      <w:r>
-        <w:rPr>
-          <w:rFonts w:ascii="Cascadia Mono" w:hAnsi="Cascadia Mono" w:cs="Courier New"/>
-          <w:color w:val="0000FF"/>
-          <w:sz w:val="14"/>
-        </w:rPr>
         <w:t xml:space="preserve">        &lt;StackPanel Grid.Row="0" Orientation="Horizontal" HorizontalAlignment="Center" Margin="0,0,0,4"&gt;</w:t>
       </w:r>
     </w:p>
@@ -2049,61 +1951,6 @@
           <w:sz w:val="14"/>
         </w:rPr>
         <w:t xml:space="preserve">    &lt;Canvas x:Name="MyCanvas" Width="980" Height="560"&gt;</w:t>
-      </w:r>
-    </w:p>
-    <w:p>
-      <w:pPr>
-        <w:pStyle w:val="a8"/>
-        <w:jc w:val="both"/>
-      </w:pPr>
-      <w:r>
-        <w:rPr>
-          <w:rFonts w:ascii="Cascadia Mono" w:hAnsi="Cascadia Mono" w:cs="Courier New"/>
-          <w:color w:val="0000FF"/>
-          <w:sz w:val="14"/>
-        </w:rPr>
-      </w:r>
-    </w:p>
-    <w:p>
-      <w:pPr>
-        <w:pStyle w:val="a8"/>
-        <w:jc w:val="both"/>
-      </w:pPr>
-      <w:r>
-        <w:rPr>
-          <w:rFonts w:ascii="Cascadia Mono" w:hAnsi="Cascadia Mono" w:cs="Courier New"/>
-          <w:color w:val="0000FF"/>
-          <w:sz w:val="14"/>
-        </w:rPr>
-        <w:t xml:space="preserve">        &lt;!-- Пять одинаковых блоков: используется пользовательский элемент EditorBlock.</w:t>
-      </w:r>
-    </w:p>
-    <w:p>
-      <w:pPr>
-        <w:pStyle w:val="a8"/>
-        <w:jc w:val="both"/>
-      </w:pPr>
-      <w:r>
-        <w:rPr>
-          <w:rFonts w:ascii="Cascadia Mono" w:hAnsi="Cascadia Mono" w:cs="Courier New"/>
-          <w:color w:val="0000FF"/>
-          <w:sz w:val="14"/>
-        </w:rPr>
-        <w:t xml:space="preserve">             Расположены "полукругом"; чем дальше от центра, тем меньше размер,</w:t>
-      </w:r>
-    </w:p>
-    <w:p>
-      <w:pPr>
-        <w:pStyle w:val="a8"/>
-        <w:jc w:val="both"/>
-      </w:pPr>
-      <w:r>
-        <w:rPr>
-          <w:rFonts w:ascii="Cascadia Mono" w:hAnsi="Cascadia Mono" w:cs="Courier New"/>
-          <w:color w:val="0000FF"/>
-          <w:sz w:val="14"/>
-        </w:rPr>
-        <w:t xml:space="preserve">             больше наклон и прозрачнее блок. --&gt;</w:t>
       </w:r>
     </w:p>
     <w:p>

--- a/Лабораторная_работа_8.docx
+++ b/Лабораторная_работа_8.docx
@@ -535,7 +535,7 @@
         <w:pStyle w:val="a6"/>
       </w:pPr>
       <w:r>
-        <w:t>Кнопки «Копировать», «Вырезать» и «Вставить» работают через стандартные команды Copy, Cut и Paste, поэтому код C# не нужен. Анимация описана в EditorBlock.xaml с помощью EventTrigger: для события GotFocus заданы конечные значения Canvas.Left, Canvas.Top, масштаба, наклона и прозрачности, для события LostFocus атрибут To не задан, поэтому свойства возвращаются к исходным значениям.</w:t>
+        <w:t>Анимация описана в EditorBlock.xaml с помощью EventTrigger: для события GotFocus заданы конечные значения Canvas.Left, Canvas.Top, масштаба, наклона и прозрачности, для события LostFocus атрибут To не задан, поэтому свойства возвращаются к исходным значениям.</w:t>
       </w:r>
     </w:p>
     <w:p>
@@ -1547,119 +1547,35 @@
           <w:color w:val="0000FF"/>
           <w:sz w:val="14"/>
         </w:rPr>
-        <w:t xml:space="preserve">            &lt;Button Content="Копировать" Margin="0,0,4,0" Padding="4,1" Focusable="False"</w:t>
-      </w:r>
-    </w:p>
-    <w:p>
-      <w:pPr>
-        <w:pStyle w:val="a8"/>
-        <w:jc w:val="both"/>
-      </w:pPr>
-      <w:r>
-        <w:rPr>
-          <w:rFonts w:ascii="Cascadia Mono" w:hAnsi="Cascadia Mono" w:cs="Courier New"/>
-          <w:color w:val="0000FF"/>
-          <w:sz w:val="14"/>
-        </w:rPr>
-        <w:t xml:space="preserve">                    Command="ApplicationCommands.Copy"</w:t>
-      </w:r>
-    </w:p>
-    <w:p>
-      <w:pPr>
-        <w:pStyle w:val="a8"/>
-        <w:jc w:val="both"/>
-      </w:pPr>
-      <w:r>
-        <w:rPr>
-          <w:rFonts w:ascii="Cascadia Mono" w:hAnsi="Cascadia Mono" w:cs="Courier New"/>
-          <w:color w:val="0000FF"/>
-          <w:sz w:val="14"/>
-        </w:rPr>
-        <w:t xml:space="preserve">                    CommandTarget="{Binding ElementName=EditorText}" /&gt;</w:t>
-      </w:r>
-    </w:p>
-    <w:p>
-      <w:pPr>
-        <w:pStyle w:val="a8"/>
-        <w:jc w:val="both"/>
-      </w:pPr>
-      <w:r>
-        <w:rPr>
-          <w:rFonts w:ascii="Cascadia Mono" w:hAnsi="Cascadia Mono" w:cs="Courier New"/>
-          <w:color w:val="0000FF"/>
-          <w:sz w:val="14"/>
-        </w:rPr>
-        <w:t xml:space="preserve">            &lt;Button Content="Вырезать" Margin="0,0,4,0" Padding="4,1" Focusable="False"</w:t>
-      </w:r>
-    </w:p>
-    <w:p>
-      <w:pPr>
-        <w:pStyle w:val="a8"/>
-        <w:jc w:val="both"/>
-      </w:pPr>
-      <w:r>
-        <w:rPr>
-          <w:rFonts w:ascii="Cascadia Mono" w:hAnsi="Cascadia Mono" w:cs="Courier New"/>
-          <w:color w:val="0000FF"/>
-          <w:sz w:val="14"/>
-        </w:rPr>
-        <w:t xml:space="preserve">                    Command="ApplicationCommands.Cut"</w:t>
-      </w:r>
-    </w:p>
-    <w:p>
-      <w:pPr>
-        <w:pStyle w:val="a8"/>
-        <w:jc w:val="both"/>
-      </w:pPr>
-      <w:r>
-        <w:rPr>
-          <w:rFonts w:ascii="Cascadia Mono" w:hAnsi="Cascadia Mono" w:cs="Courier New"/>
-          <w:color w:val="0000FF"/>
-          <w:sz w:val="14"/>
-        </w:rPr>
-        <w:t xml:space="preserve">                    CommandTarget="{Binding ElementName=EditorText}" /&gt;</w:t>
-      </w:r>
-    </w:p>
-    <w:p>
-      <w:pPr>
-        <w:pStyle w:val="a8"/>
-        <w:jc w:val="both"/>
-      </w:pPr>
-      <w:r>
-        <w:rPr>
-          <w:rFonts w:ascii="Cascadia Mono" w:hAnsi="Cascadia Mono" w:cs="Courier New"/>
-          <w:color w:val="0000FF"/>
-          <w:sz w:val="14"/>
-        </w:rPr>
-        <w:t xml:space="preserve">            &lt;Button Content="Вставить" Padding="4,1" Focusable="False"</w:t>
-      </w:r>
-    </w:p>
-    <w:p>
-      <w:pPr>
-        <w:pStyle w:val="a8"/>
-        <w:jc w:val="both"/>
-      </w:pPr>
-      <w:r>
-        <w:rPr>
-          <w:rFonts w:ascii="Cascadia Mono" w:hAnsi="Cascadia Mono" w:cs="Courier New"/>
-          <w:color w:val="0000FF"/>
-          <w:sz w:val="14"/>
-        </w:rPr>
-        <w:t xml:space="preserve">                    Command="ApplicationCommands.Paste"</w:t>
-      </w:r>
-    </w:p>
-    <w:p>
-      <w:pPr>
-        <w:pStyle w:val="a8"/>
-        <w:jc w:val="both"/>
-      </w:pPr>
-      <w:r>
-        <w:rPr>
-          <w:rFonts w:ascii="Cascadia Mono" w:hAnsi="Cascadia Mono" w:cs="Courier New"/>
-          <w:color w:val="0000FF"/>
-          <w:sz w:val="14"/>
-        </w:rPr>
-        <w:t xml:space="preserve">                    CommandTarget="{Binding ElementName=EditorText}" /&gt;</w:t>
+        <w:t xml:space="preserve">            &lt;Button Content="Копировать" Margin="0,0,4,0" /&gt;</w:t>
+      </w:r>
+    </w:p>
+    <w:p>
+      <w:pPr>
+        <w:pStyle w:val="a8"/>
+        <w:jc w:val="both"/>
+      </w:pPr>
+      <w:r>
+        <w:rPr>
+          <w:rFonts w:ascii="Cascadia Mono" w:hAnsi="Cascadia Mono" w:cs="Courier New"/>
+          <w:color w:val="0000FF"/>
+          <w:sz w:val="14"/>
+        </w:rPr>
+        <w:t xml:space="preserve">            &lt;Button Content="Вырезать" Margin="0,0,4,0" /&gt;</w:t>
+      </w:r>
+    </w:p>
+    <w:p>
+      <w:pPr>
+        <w:pStyle w:val="a8"/>
+        <w:jc w:val="both"/>
+      </w:pPr>
+      <w:r>
+        <w:rPr>
+          <w:rFonts w:ascii="Cascadia Mono" w:hAnsi="Cascadia Mono" w:cs="Courier New"/>
+          <w:color w:val="0000FF"/>
+          <w:sz w:val="14"/>
+        </w:rPr>
+        <w:t xml:space="preserve">            &lt;Button Content="Вставить" /&gt;</w:t>
       </w:r>
     </w:p>
     <w:p>
@@ -1700,7 +1616,7 @@
           <w:color w:val="0000FF"/>
           <w:sz w:val="14"/>
         </w:rPr>
-        <w:t xml:space="preserve">        &lt;TextBox x:Name="EditorText" Grid.Row="1"</w:t>
+        <w:t xml:space="preserve">        &lt;TextBox Grid.Row="1"</w:t>
       </w:r>
     </w:p>
     <w:p>
